--- a/docs/02-设计文档.docx
+++ b/docs/02-设计文档.docx
@@ -1666,21 +1666,51 @@
           <w:sz w:val="20"/>
           <w:szCs w:val="20"/>
         </w:rPr>
-        <w:t xml:space="preserve">    ├── EncodingFilter.java      # UTF-8 编码</w:t>
-      </w:r>
-    </w:p>
-    <w:p>
-      <w:pPr>
-        <w:spacing w:before="0" w:after="0"/>
-      </w:pPr>
-      <w:r>
-        <w:rPr>
-          <w:rFonts w:ascii="Consolas" w:hAnsi="Consolas" w:eastAsia="Consolas" w:cs="Consolas"/>
-          <w:color w:val="2D2D2D"/>
-          <w:sz w:val="20"/>
-          <w:szCs w:val="20"/>
-        </w:rPr>
-        <w:t xml:space="preserve">    └── AuthFilter.java          # 登录验证 + 角色拦截</w:t>
+        <w:t xml:space="preserve">    ├── </w:t>
+      </w:r>
+      <w:r>
+        <w:rPr>
+          <w:rFonts w:hint="default" w:ascii="Consolas" w:hAnsi="Consolas" w:cs="Consolas"/>
+          <w:i w:val="0"/>
+          <w:iCs w:val="0"/>
+          <w:caps w:val="0"/>
+          <w:color w:val="auto"/>
+          <w:spacing w:val="0"/>
+          <w:sz w:val="20"/>
+          <w:szCs w:val="20"/>
+          <w:shd w:val="clear" w:fill="FAFAFA"/>
+        </w:rPr>
+        <w:t>DisableCheckFilter</w:t>
+      </w:r>
+      <w:r>
+        <w:rPr>
+          <w:rFonts w:ascii="Consolas" w:hAnsi="Consolas" w:eastAsia="Consolas" w:cs="Consolas"/>
+          <w:color w:val="2D2D2D"/>
+          <w:sz w:val="20"/>
+          <w:szCs w:val="20"/>
+        </w:rPr>
+        <w:t xml:space="preserve">.java       # </w:t>
+      </w:r>
+      <w:r>
+        <w:rPr>
+          <w:rFonts w:hint="eastAsia" w:ascii="Consolas" w:hAnsi="Consolas" w:eastAsia="宋体" w:cs="Consolas"/>
+          <w:color w:val="2D2D2D"/>
+          <w:sz w:val="20"/>
+          <w:szCs w:val="20"/>
+          <w:lang w:val="en-US" w:eastAsia="zh-CN"/>
+        </w:rPr>
+        <w:t>登录验证+禁用拦截</w:t>
+      </w:r>
+      <w:bookmarkStart w:id="0" w:name="_GoBack"/>
+      <w:bookmarkEnd w:id="0"/>
+      <w:r>
+        <w:rPr>
+          <w:rFonts w:ascii="Consolas" w:hAnsi="Consolas" w:eastAsia="Consolas" w:cs="Consolas"/>
+          <w:color w:val="2D2D2D"/>
+          <w:sz w:val="20"/>
+          <w:szCs w:val="20"/>
+        </w:rPr>
+        <w:t xml:space="preserve">   </w:t>
       </w:r>
     </w:p>
     <w:p>
@@ -5006,18 +5036,7 @@
           <w:sz w:val="20"/>
           <w:szCs w:val="20"/>
         </w:rPr>
-        <w:t xml:space="preserve">                  ▼ </w:t>
-      </w:r>
-      <w:bookmarkStart w:id="0" w:name="_GoBack"/>
-      <w:bookmarkEnd w:id="0"/>
-      <w:r>
-        <w:rPr>
-          <w:rFonts w:ascii="Consolas" w:hAnsi="Consolas" w:eastAsia="Consolas" w:cs="Consolas"/>
-          <w:color w:val="2D2D2D"/>
-          <w:sz w:val="20"/>
-          <w:szCs w:val="20"/>
-        </w:rPr>
-        <w:t xml:space="preserve">       ▼        ▼</w:t>
+        <w:t xml:space="preserve">                  ▼        ▼        ▼</w:t>
       </w:r>
     </w:p>
     <w:p>
@@ -6605,7 +6624,7 @@
   <w:docDefaults>
     <w:rPrDefault>
       <w:rPr>
-        <w:rFonts w:ascii="微软雅黑" w:hAnsi="微软雅黑" w:eastAsia="微软雅黑" w:cs="微软雅黑"/>
+        <w:rFonts w:ascii="Times New Roman" w:hAnsi="Times New Roman" w:eastAsia="宋体" w:cs="Times New Roman"/>
       </w:rPr>
     </w:rPrDefault>
     <w:pPrDefault/>

--- a/docs/02-设计文档.docx
+++ b/docs/02-设计文档.docx
@@ -1369,7 +1369,7 @@
           <w:rFonts w:ascii="Microsoft YaHei" w:hAnsi="Microsoft YaHei" w:eastAsia="Microsoft YaHei"/>
           <w:sz w:val="22"/>
         </w:rPr>
-        <w:t>共 22 个 JSP 页面，按模块划分如下：</w:t>
+        <w:t>共 26 个 JSP 页面，按模块划分如下：</w:t>
       </w:r>
     </w:p>
     <w:tbl>
@@ -2107,6 +2107,194 @@
                 <w:rFonts w:ascii="Microsoft YaHei" w:hAnsi="Microsoft YaHei" w:eastAsia="Microsoft YaHei"/>
                 <w:sz w:val="20"/>
               </w:rPr>
+              <w:t>fragments/overview.jsp</w:t>
+            </w:r>
+          </w:p>
+        </w:tc>
+        <w:tc>
+          <w:tcPr>
+            <w:tcW w:type="dxa" w:w="2769"/>
+          </w:tcPr>
+          <w:p>
+            <w:r/>
+            <w:r>
+              <w:rPr>
+                <w:rFonts w:ascii="Microsoft YaHei" w:hAnsi="Microsoft YaHei" w:eastAsia="Microsoft YaHei"/>
+                <w:sz w:val="20"/>
+              </w:rPr>
+              <w:t>M6</w:t>
+            </w:r>
+          </w:p>
+        </w:tc>
+        <w:tc>
+          <w:tcPr>
+            <w:tcW w:type="dxa" w:w="2769"/>
+          </w:tcPr>
+          <w:p>
+            <w:r/>
+            <w:r>
+              <w:rPr>
+                <w:rFonts w:ascii="Microsoft YaHei" w:hAnsi="Microsoft YaHei" w:eastAsia="Microsoft YaHei"/>
+                <w:sz w:val="20"/>
+              </w:rPr>
+              <w:t>管理员仪表盘概览片段</w:t>
+            </w:r>
+          </w:p>
+        </w:tc>
+      </w:tr>
+      <w:tr>
+        <w:tc>
+          <w:tcPr>
+            <w:tcW w:type="dxa" w:w="2769"/>
+          </w:tcPr>
+          <w:p>
+            <w:r/>
+            <w:r>
+              <w:rPr>
+                <w:rFonts w:ascii="Microsoft YaHei" w:hAnsi="Microsoft YaHei" w:eastAsia="Microsoft YaHei"/>
+                <w:sz w:val="20"/>
+              </w:rPr>
+              <w:t>fragments/conferences.jsp</w:t>
+            </w:r>
+          </w:p>
+        </w:tc>
+        <w:tc>
+          <w:tcPr>
+            <w:tcW w:type="dxa" w:w="2769"/>
+          </w:tcPr>
+          <w:p>
+            <w:r/>
+            <w:r>
+              <w:rPr>
+                <w:rFonts w:ascii="Microsoft YaHei" w:hAnsi="Microsoft YaHei" w:eastAsia="Microsoft YaHei"/>
+                <w:sz w:val="20"/>
+              </w:rPr>
+              <w:t>M6</w:t>
+            </w:r>
+          </w:p>
+        </w:tc>
+        <w:tc>
+          <w:tcPr>
+            <w:tcW w:type="dxa" w:w="2769"/>
+          </w:tcPr>
+          <w:p>
+            <w:r/>
+            <w:r>
+              <w:rPr>
+                <w:rFonts w:ascii="Microsoft YaHei" w:hAnsi="Microsoft YaHei" w:eastAsia="Microsoft YaHei"/>
+                <w:sz w:val="20"/>
+              </w:rPr>
+              <w:t>管理员会议审核列表片段</w:t>
+            </w:r>
+          </w:p>
+        </w:tc>
+      </w:tr>
+      <w:tr>
+        <w:tc>
+          <w:tcPr>
+            <w:tcW w:type="dxa" w:w="2769"/>
+          </w:tcPr>
+          <w:p>
+            <w:r/>
+            <w:r>
+              <w:rPr>
+                <w:rFonts w:ascii="Microsoft YaHei" w:hAnsi="Microsoft YaHei" w:eastAsia="Microsoft YaHei"/>
+                <w:sz w:val="20"/>
+              </w:rPr>
+              <w:t>fragments/users.jsp</w:t>
+            </w:r>
+          </w:p>
+        </w:tc>
+        <w:tc>
+          <w:tcPr>
+            <w:tcW w:type="dxa" w:w="2769"/>
+          </w:tcPr>
+          <w:p>
+            <w:r/>
+            <w:r>
+              <w:rPr>
+                <w:rFonts w:ascii="Microsoft YaHei" w:hAnsi="Microsoft YaHei" w:eastAsia="Microsoft YaHei"/>
+                <w:sz w:val="20"/>
+              </w:rPr>
+              <w:t>M6</w:t>
+            </w:r>
+          </w:p>
+        </w:tc>
+        <w:tc>
+          <w:tcPr>
+            <w:tcW w:type="dxa" w:w="2769"/>
+          </w:tcPr>
+          <w:p>
+            <w:r/>
+            <w:r>
+              <w:rPr>
+                <w:rFonts w:ascii="Microsoft YaHei" w:hAnsi="Microsoft YaHei" w:eastAsia="Microsoft YaHei"/>
+                <w:sz w:val="20"/>
+              </w:rPr>
+              <w:t>管理员用户管理列表片段</w:t>
+            </w:r>
+          </w:p>
+        </w:tc>
+      </w:tr>
+      <w:tr>
+        <w:tc>
+          <w:tcPr>
+            <w:tcW w:type="dxa" w:w="2769"/>
+          </w:tcPr>
+          <w:p>
+            <w:r/>
+            <w:r>
+              <w:rPr>
+                <w:rFonts w:ascii="Microsoft YaHei" w:hAnsi="Microsoft YaHei" w:eastAsia="Microsoft YaHei"/>
+                <w:sz w:val="20"/>
+              </w:rPr>
+              <w:t>fragments/stats.jsp</w:t>
+            </w:r>
+          </w:p>
+        </w:tc>
+        <w:tc>
+          <w:tcPr>
+            <w:tcW w:type="dxa" w:w="2769"/>
+          </w:tcPr>
+          <w:p>
+            <w:r/>
+            <w:r>
+              <w:rPr>
+                <w:rFonts w:ascii="Microsoft YaHei" w:hAnsi="Microsoft YaHei" w:eastAsia="Microsoft YaHei"/>
+                <w:sz w:val="20"/>
+              </w:rPr>
+              <w:t>M6</w:t>
+            </w:r>
+          </w:p>
+        </w:tc>
+        <w:tc>
+          <w:tcPr>
+            <w:tcW w:type="dxa" w:w="2769"/>
+          </w:tcPr>
+          <w:p>
+            <w:r/>
+            <w:r>
+              <w:rPr>
+                <w:rFonts w:ascii="Microsoft YaHei" w:hAnsi="Microsoft YaHei" w:eastAsia="Microsoft YaHei"/>
+                <w:sz w:val="20"/>
+              </w:rPr>
+              <w:t>管理员系统统计片段</w:t>
+            </w:r>
+          </w:p>
+        </w:tc>
+      </w:tr>
+      <w:tr>
+        <w:tc>
+          <w:tcPr>
+            <w:tcW w:type="dxa" w:w="2769"/>
+          </w:tcPr>
+          <w:p>
+            <w:r/>
+            <w:r>
+              <w:rPr>
+                <w:rFonts w:ascii="Microsoft YaHei" w:hAnsi="Microsoft YaHei" w:eastAsia="Microsoft YaHei"/>
+                <w:sz w:val="20"/>
+              </w:rPr>
               <w:t>attendee/myConferences.jsp</w:t>
             </w:r>
           </w:p>
